--- a/tillsyn/A 9066-2025 tillsynsbegäran.docx
+++ b/tillsyn/A 9066-2025 tillsynsbegäran.docx
@@ -712,7 +712,7 @@
     <w:r>
       <w:tab/>
       <w:tab/>
-      <w:t>2026-09-14</w:t>
+      <w:t>2026-09-15</w:t>
       <w:br/>
       <w:br/>
     </w:r>

--- a/tillsyn/A 9066-2025 tillsynsbegäran.docx
+++ b/tillsyn/A 9066-2025 tillsynsbegäran.docx
@@ -712,7 +712,7 @@
     <w:r>
       <w:tab/>
       <w:tab/>
-      <w:t>2026-09-15</w:t>
+      <w:t>2026-09-16</w:t>
       <w:br/>
       <w:br/>
     </w:r>

--- a/tillsyn/A 9066-2025 tillsynsbegäran.docx
+++ b/tillsyn/A 9066-2025 tillsynsbegäran.docx
@@ -712,7 +712,7 @@
     <w:r>
       <w:tab/>
       <w:tab/>
-      <w:t>2026-09-16</w:t>
+      <w:t>2026-09-17</w:t>
       <w:br/>
       <w:br/>
     </w:r>

--- a/tillsyn/A 9066-2025 tillsynsbegäran.docx
+++ b/tillsyn/A 9066-2025 tillsynsbegäran.docx
@@ -712,7 +712,7 @@
     <w:r>
       <w:tab/>
       <w:tab/>
-      <w:t>2026-09-17</w:t>
+      <w:t>2026-09-18</w:t>
       <w:br/>
       <w:br/>
     </w:r>

--- a/tillsyn/A 9066-2025 tillsynsbegäran.docx
+++ b/tillsyn/A 9066-2025 tillsynsbegäran.docx
@@ -712,7 +712,7 @@
     <w:r>
       <w:tab/>
       <w:tab/>
-      <w:t>2026-09-18</w:t>
+      <w:t>2026-09-19</w:t>
       <w:br/>
       <w:br/>
     </w:r>

--- a/tillsyn/A 9066-2025 tillsynsbegäran.docx
+++ b/tillsyn/A 9066-2025 tillsynsbegäran.docx
@@ -712,7 +712,7 @@
     <w:r>
       <w:tab/>
       <w:tab/>
-      <w:t>2026-09-19</w:t>
+      <w:t>2026-09-21</w:t>
       <w:br/>
       <w:br/>
     </w:r>

--- a/tillsyn/A 9066-2025 tillsynsbegäran.docx
+++ b/tillsyn/A 9066-2025 tillsynsbegäran.docx
@@ -712,7 +712,7 @@
     <w:r>
       <w:tab/>
       <w:tab/>
-      <w:t>2026-09-21</w:t>
+      <w:t>2026-09-23</w:t>
       <w:br/>
       <w:br/>
     </w:r>

--- a/tillsyn/A 9066-2025 tillsynsbegäran.docx
+++ b/tillsyn/A 9066-2025 tillsynsbegäran.docx
@@ -712,7 +712,7 @@
     <w:r>
       <w:tab/>
       <w:tab/>
-      <w:t>2026-09-23</w:t>
+      <w:t>2026-09-24</w:t>
       <w:br/>
       <w:br/>
     </w:r>

--- a/tillsyn/A 9066-2025 tillsynsbegäran.docx
+++ b/tillsyn/A 9066-2025 tillsynsbegäran.docx
@@ -712,7 +712,7 @@
     <w:r>
       <w:tab/>
       <w:tab/>
-      <w:t>2026-09-24</w:t>
+      <w:t>2026-09-25</w:t>
       <w:br/>
       <w:br/>
     </w:r>

--- a/tillsyn/A 9066-2025 tillsynsbegäran.docx
+++ b/tillsyn/A 9066-2025 tillsynsbegäran.docx
@@ -712,7 +712,7 @@
     <w:r>
       <w:tab/>
       <w:tab/>
-      <w:t>2026-09-25</w:t>
+      <w:t>2026-09-26</w:t>
       <w:br/>
       <w:br/>
     </w:r>

--- a/tillsyn/A 9066-2025 tillsynsbegäran.docx
+++ b/tillsyn/A 9066-2025 tillsynsbegäran.docx
@@ -712,7 +712,7 @@
     <w:r>
       <w:tab/>
       <w:tab/>
-      <w:t>2026-09-26</w:t>
+      <w:t>2026-09-27</w:t>
       <w:br/>
       <w:br/>
     </w:r>

--- a/tillsyn/A 9066-2025 tillsynsbegäran.docx
+++ b/tillsyn/A 9066-2025 tillsynsbegäran.docx
@@ -712,7 +712,7 @@
     <w:r>
       <w:tab/>
       <w:tab/>
-      <w:t>2026-09-27</w:t>
+      <w:t>2026-09-28</w:t>
       <w:br/>
       <w:br/>
     </w:r>

--- a/tillsyn/A 9066-2025 tillsynsbegäran.docx
+++ b/tillsyn/A 9066-2025 tillsynsbegäran.docx
@@ -712,7 +712,7 @@
     <w:r>
       <w:tab/>
       <w:tab/>
-      <w:t>2026-09-28</w:t>
+      <w:t>2026-09-29</w:t>
       <w:br/>
       <w:br/>
     </w:r>

--- a/tillsyn/A 9066-2025 tillsynsbegäran.docx
+++ b/tillsyn/A 9066-2025 tillsynsbegäran.docx
@@ -7,7 +7,7 @@
         <w:pStyle w:val="Title"/>
       </w:pPr>
       <w:r>
-        <w:t>Tillsynsbegäran – information om höga naturvärden i avverkningsanmälan A 9066-2025 i Flens kommun</w:t>
+        <w:t>Tillsynsbegäran – information om höga naturvärden och fridlysta arter i avverkningsanmälan A 9066-2025 i Flens kommun</w:t>
       </w:r>
     </w:p>
     <w:p>
@@ -22,7 +22,7 @@
       <w:r>
         <w:drawing>
           <wp:inline xmlns:a="http://schemas.openxmlformats.org/drawingml/2006/main" xmlns:pic="http://schemas.openxmlformats.org/drawingml/2006/picture">
-            <wp:extent cx="5486400" cy="3278642"/>
+            <wp:extent cx="5486400" cy="3167406"/>
             <wp:docPr id="1" name="Picture 1"/>
             <wp:cNvGraphicFramePr>
               <a:graphicFrameLocks noChangeAspect="1"/>
@@ -43,7 +43,7 @@
                   <pic:spPr>
                     <a:xfrm>
                       <a:off x="0" y="0"/>
-                      <a:ext cx="5486400" cy="3278642"/>
+                      <a:ext cx="5486400" cy="3167406"/>
                     </a:xfrm>
                     <a:prstGeom prst="rect"/>
                   </pic:spPr>
@@ -65,7 +65,7 @@
     </w:p>
     <w:p>
       <w:r>
-        <w:t>I och inom 21 meter från avverkningsanmälan finns fynd av 13 naturvårdsarter, varav 5 är rödlistade och 8 är typiska (T): gullklöver (NT), jungfrulin (NT), svinrot (NT), vanlig backsmörblomma (NT), vårstarr (NT), bergsslok (T), blåbär (T), getrams (T), humleblomster (T), liljekonvalj (T), sälg (T), vitsippa (T) och ängskovall (T). Se Figur 1.</w:t>
+        <w:t>I och inom 21 meter från avverkningsanmälan finns fynd av 15 naturvårdsarter, varav 5 är rödlistade, 2 är fridlysta och 8 är typiska (T): gullklöver (NT), jungfrulin (NT), svinrot (NT), vanlig backsmörblomma (NT), vårstarr (NT), bergsslok (T), blåbär (T), getrams (T), humleblomster (T), liljekonvalj (T), sälg (T), vitsippa (T), ängskovall (T), fläcknycklar (§8) och gullviva (§9). Se Figur 1.</w:t>
       </w:r>
     </w:p>
     <w:p>
@@ -262,6 +262,35 @@
       </w:r>
       <w:r>
         <w:t>(SLU Artdatabanken, 2025).</w:t>
+      </w:r>
+    </w:p>
+    <w:p>
+      <w:r>
+        <w:rPr>
+          <w:b/>
+        </w:rPr>
+        <w:t>Gullviva (§9)</w:t>
+      </w:r>
+      <w:r>
+        <w:t xml:space="preserve"> är värdväxt för bland annat den rödlistade och sällsynta fjärilen gullvivefjäril (VU) samt typisk art för </w:t>
+      </w:r>
+      <w:r>
+        <w:rPr>
+          <w:i/>
+        </w:rPr>
+        <w:t xml:space="preserve">9070 Trädklädd betesmark, 6530 Lövängar, 6510 Slåtterängar i låglandet </w:t>
+      </w:r>
+      <w:r>
+        <w:t>och</w:t>
+      </w:r>
+      <w:r>
+        <w:rPr>
+          <w:i/>
+        </w:rPr>
+        <w:t xml:space="preserve"> 6270 Silikatgräsmarker</w:t>
+      </w:r>
+      <w:r>
+        <w:t xml:space="preserve"> (SLU Artdatabanken, 2025).</w:t>
       </w:r>
     </w:p>
     <w:p>
@@ -712,7 +741,7 @@
     <w:r>
       <w:tab/>
       <w:tab/>
-      <w:t>2026-09-29</w:t>
+      <w:t>2026-09-30</w:t>
       <w:br/>
       <w:br/>
     </w:r>

--- a/tillsyn/A 9066-2025 tillsynsbegäran.docx
+++ b/tillsyn/A 9066-2025 tillsynsbegäran.docx
@@ -741,7 +741,7 @@
     <w:r>
       <w:tab/>
       <w:tab/>
-      <w:t>2026-09-30</w:t>
+      <w:t>2026-10-01</w:t>
       <w:br/>
       <w:br/>
     </w:r>

--- a/tillsyn/A 9066-2025 tillsynsbegäran.docx
+++ b/tillsyn/A 9066-2025 tillsynsbegäran.docx
@@ -741,7 +741,7 @@
     <w:r>
       <w:tab/>
       <w:tab/>
-      <w:t>2026-10-01</w:t>
+      <w:t>2026-10-02</w:t>
       <w:br/>
       <w:br/>
     </w:r>

--- a/tillsyn/A 9066-2025 tillsynsbegäran.docx
+++ b/tillsyn/A 9066-2025 tillsynsbegäran.docx
@@ -741,7 +741,7 @@
     <w:r>
       <w:tab/>
       <w:tab/>
-      <w:t>2026-10-02</w:t>
+      <w:t>2026-10-03</w:t>
       <w:br/>
       <w:br/>
     </w:r>

--- a/tillsyn/A 9066-2025 tillsynsbegäran.docx
+++ b/tillsyn/A 9066-2025 tillsynsbegäran.docx
@@ -741,7 +741,7 @@
     <w:r>
       <w:tab/>
       <w:tab/>
-      <w:t>2026-10-03</w:t>
+      <w:t>2026-10-04</w:t>
       <w:br/>
       <w:br/>
     </w:r>

--- a/tillsyn/A 9066-2025 tillsynsbegäran.docx
+++ b/tillsyn/A 9066-2025 tillsynsbegäran.docx
@@ -741,7 +741,7 @@
     <w:r>
       <w:tab/>
       <w:tab/>
-      <w:t>2026-10-04</w:t>
+      <w:t>2026-10-05</w:t>
       <w:br/>
       <w:br/>
     </w:r>

--- a/tillsyn/A 9066-2025 tillsynsbegäran.docx
+++ b/tillsyn/A 9066-2025 tillsynsbegäran.docx
@@ -741,7 +741,7 @@
     <w:r>
       <w:tab/>
       <w:tab/>
-      <w:t>2026-10-05</w:t>
+      <w:t>2026-10-06</w:t>
       <w:br/>
       <w:br/>
     </w:r>

--- a/tillsyn/A 9066-2025 tillsynsbegäran.docx
+++ b/tillsyn/A 9066-2025 tillsynsbegäran.docx
@@ -741,7 +741,7 @@
     <w:r>
       <w:tab/>
       <w:tab/>
-      <w:t>2026-10-06</w:t>
+      <w:t>2026-10-07</w:t>
       <w:br/>
       <w:br/>
     </w:r>

--- a/tillsyn/A 9066-2025 tillsynsbegäran.docx
+++ b/tillsyn/A 9066-2025 tillsynsbegäran.docx
@@ -741,7 +741,7 @@
     <w:r>
       <w:tab/>
       <w:tab/>
-      <w:t>2026-10-07</w:t>
+      <w:t>2026-10-08</w:t>
       <w:br/>
       <w:br/>
     </w:r>

--- a/tillsyn/A 9066-2025 tillsynsbegäran.docx
+++ b/tillsyn/A 9066-2025 tillsynsbegäran.docx
@@ -741,7 +741,7 @@
     <w:r>
       <w:tab/>
       <w:tab/>
-      <w:t>2026-10-08</w:t>
+      <w:t>2026-10-09</w:t>
       <w:br/>
       <w:br/>
     </w:r>

--- a/tillsyn/A 9066-2025 tillsynsbegäran.docx
+++ b/tillsyn/A 9066-2025 tillsynsbegäran.docx
@@ -741,7 +741,7 @@
     <w:r>
       <w:tab/>
       <w:tab/>
-      <w:t>2026-10-09</w:t>
+      <w:t>2026-10-10</w:t>
       <w:br/>
       <w:br/>
     </w:r>

--- a/tillsyn/A 9066-2025 tillsynsbegäran.docx
+++ b/tillsyn/A 9066-2025 tillsynsbegäran.docx
@@ -741,7 +741,7 @@
     <w:r>
       <w:tab/>
       <w:tab/>
-      <w:t>2026-10-10</w:t>
+      <w:t>2026-10-11</w:t>
       <w:br/>
       <w:br/>
     </w:r>

--- a/tillsyn/A 9066-2025 tillsynsbegäran.docx
+++ b/tillsyn/A 9066-2025 tillsynsbegäran.docx
@@ -741,7 +741,7 @@
     <w:r>
       <w:tab/>
       <w:tab/>
-      <w:t>2026-10-11</w:t>
+      <w:t>2026-10-12</w:t>
       <w:br/>
       <w:br/>
     </w:r>

--- a/tillsyn/A 9066-2025 tillsynsbegäran.docx
+++ b/tillsyn/A 9066-2025 tillsynsbegäran.docx
@@ -741,7 +741,7 @@
     <w:r>
       <w:tab/>
       <w:tab/>
-      <w:t>2026-10-12</w:t>
+      <w:t>2026-10-13</w:t>
       <w:br/>
       <w:br/>
     </w:r>

--- a/tillsyn/A 9066-2025 tillsynsbegäran.docx
+++ b/tillsyn/A 9066-2025 tillsynsbegäran.docx
@@ -741,7 +741,7 @@
     <w:r>
       <w:tab/>
       <w:tab/>
-      <w:t>2026-10-13</w:t>
+      <w:t>2026-10-14</w:t>
       <w:br/>
       <w:br/>
     </w:r>

--- a/tillsyn/A 9066-2025 tillsynsbegäran.docx
+++ b/tillsyn/A 9066-2025 tillsynsbegäran.docx
@@ -741,7 +741,7 @@
     <w:r>
       <w:tab/>
       <w:tab/>
-      <w:t>2026-10-14</w:t>
+      <w:t>2026-10-15</w:t>
       <w:br/>
       <w:br/>
     </w:r>

--- a/tillsyn/A 9066-2025 tillsynsbegäran.docx
+++ b/tillsyn/A 9066-2025 tillsynsbegäran.docx
@@ -741,7 +741,7 @@
     <w:r>
       <w:tab/>
       <w:tab/>
-      <w:t>2026-10-15</w:t>
+      <w:t>2026-10-16</w:t>
       <w:br/>
       <w:br/>
     </w:r>

--- a/tillsyn/A 9066-2025 tillsynsbegäran.docx
+++ b/tillsyn/A 9066-2025 tillsynsbegäran.docx
@@ -741,7 +741,7 @@
     <w:r>
       <w:tab/>
       <w:tab/>
-      <w:t>2026-10-16</w:t>
+      <w:t>2026-10-17</w:t>
       <w:br/>
       <w:br/>
     </w:r>

--- a/tillsyn/A 9066-2025 tillsynsbegäran.docx
+++ b/tillsyn/A 9066-2025 tillsynsbegäran.docx
@@ -741,7 +741,7 @@
     <w:r>
       <w:tab/>
       <w:tab/>
-      <w:t>2026-10-17</w:t>
+      <w:t>2026-10-18</w:t>
       <w:br/>
       <w:br/>
     </w:r>

--- a/tillsyn/A 9066-2025 tillsynsbegäran.docx
+++ b/tillsyn/A 9066-2025 tillsynsbegäran.docx
@@ -741,7 +741,7 @@
     <w:r>
       <w:tab/>
       <w:tab/>
-      <w:t>2026-10-18</w:t>
+      <w:t>2026-10-19</w:t>
       <w:br/>
       <w:br/>
     </w:r>

--- a/tillsyn/A 9066-2025 tillsynsbegäran.docx
+++ b/tillsyn/A 9066-2025 tillsynsbegäran.docx
@@ -741,7 +741,7 @@
     <w:r>
       <w:tab/>
       <w:tab/>
-      <w:t>2026-10-19</w:t>
+      <w:t>2026-10-20</w:t>
       <w:br/>
       <w:br/>
     </w:r>

--- a/tillsyn/A 9066-2025 tillsynsbegäran.docx
+++ b/tillsyn/A 9066-2025 tillsynsbegäran.docx
@@ -741,7 +741,7 @@
     <w:r>
       <w:tab/>
       <w:tab/>
-      <w:t>2026-10-20</w:t>
+      <w:t>2026-10-21</w:t>
       <w:br/>
       <w:br/>
     </w:r>

--- a/tillsyn/A 9066-2025 tillsynsbegäran.docx
+++ b/tillsyn/A 9066-2025 tillsynsbegäran.docx
@@ -741,7 +741,7 @@
     <w:r>
       <w:tab/>
       <w:tab/>
-      <w:t>2026-10-21</w:t>
+      <w:t>2026-10-22</w:t>
       <w:br/>
       <w:br/>
     </w:r>

--- a/tillsyn/A 9066-2025 tillsynsbegäran.docx
+++ b/tillsyn/A 9066-2025 tillsynsbegäran.docx
@@ -741,7 +741,7 @@
     <w:r>
       <w:tab/>
       <w:tab/>
-      <w:t>2026-10-22</w:t>
+      <w:t>2026-10-23</w:t>
       <w:br/>
       <w:br/>
     </w:r>

--- a/tillsyn/A 9066-2025 tillsynsbegäran.docx
+++ b/tillsyn/A 9066-2025 tillsynsbegäran.docx
@@ -741,7 +741,7 @@
     <w:r>
       <w:tab/>
       <w:tab/>
-      <w:t>2026-10-23</w:t>
+      <w:t>2026-10-24</w:t>
       <w:br/>
       <w:br/>
     </w:r>

--- a/tillsyn/A 9066-2025 tillsynsbegäran.docx
+++ b/tillsyn/A 9066-2025 tillsynsbegäran.docx
@@ -741,7 +741,7 @@
     <w:r>
       <w:tab/>
       <w:tab/>
-      <w:t>2026-10-24</w:t>
+      <w:t>2026-10-25</w:t>
       <w:br/>
       <w:br/>
     </w:r>

--- a/tillsyn/A 9066-2025 tillsynsbegäran.docx
+++ b/tillsyn/A 9066-2025 tillsynsbegäran.docx
@@ -741,7 +741,7 @@
     <w:r>
       <w:tab/>
       <w:tab/>
-      <w:t>2026-10-25</w:t>
+      <w:t>2026-10-26</w:t>
       <w:br/>
       <w:br/>
     </w:r>

--- a/tillsyn/A 9066-2025 tillsynsbegäran.docx
+++ b/tillsyn/A 9066-2025 tillsynsbegäran.docx
@@ -741,7 +741,7 @@
     <w:r>
       <w:tab/>
       <w:tab/>
-      <w:t>2026-10-26</w:t>
+      <w:t>2026-10-27</w:t>
       <w:br/>
       <w:br/>
     </w:r>

--- a/tillsyn/A 9066-2025 tillsynsbegäran.docx
+++ b/tillsyn/A 9066-2025 tillsynsbegäran.docx
@@ -741,7 +741,7 @@
     <w:r>
       <w:tab/>
       <w:tab/>
-      <w:t>2026-10-27</w:t>
+      <w:t>2026-10-28</w:t>
       <w:br/>
       <w:br/>
     </w:r>

--- a/tillsyn/A 9066-2025 tillsynsbegäran.docx
+++ b/tillsyn/A 9066-2025 tillsynsbegäran.docx
@@ -741,7 +741,7 @@
     <w:r>
       <w:tab/>
       <w:tab/>
-      <w:t>2026-10-28</w:t>
+      <w:t>2026-10-29</w:t>
       <w:br/>
       <w:br/>
     </w:r>

--- a/tillsyn/A 9066-2025 tillsynsbegäran.docx
+++ b/tillsyn/A 9066-2025 tillsynsbegäran.docx
@@ -741,7 +741,7 @@
     <w:r>
       <w:tab/>
       <w:tab/>
-      <w:t>2026-10-29</w:t>
+      <w:t>2026-10-31</w:t>
       <w:br/>
       <w:br/>
     </w:r>
